--- a/templates/mixed.docx
+++ b/templates/mixed.docx
@@ -34,32 +34,15 @@
     </w:p>
     <w:p>
       <w:pPr>
-        <w:jc w:val="both"/>
+        <w:tabs>
+          <w:tab w:val="right" w:pos="10205"/>
+        </w:tabs>
+        <w:jc w:val="left"/>
       </w:pPr>
       <w:r>
         <w:t>город Пермь</w:t>
-      </w:r>
-      <w:r>
         <w:tab/>
-      </w:r>
-      <w:r>
-        <w:tab/>
-      </w:r>
-      <w:r>
-        <w:tab/>
-      </w:r>
-      <w:r>
-        <w:tab/>
-      </w:r>
-      <w:r>
-        <w:tab/>
-      </w:r>
-      <w:r>
-        <w:tab/>
-        <w:t xml:space="preserve">       </w:t>
-      </w:r>
-      <w:r>
-        <w:t xml:space="preserve">     {doc_date}</w:t>
+        <w:t>{doc_date}</w:t>
       </w:r>
     </w:p>
     <w:p>
@@ -176,10 +159,10 @@
         <w:rPr>
           <w:b/>
         </w:rPr>
-        <w:t>,</w:t>
-      </w:r>
-      <w:r>
-        <w:t xml:space="preserve"> {client_acting} на основании Устава, с другой стороны, совместно именуемые «Стороны», </w:t>
+        <w:t/>
+      </w:r>
+      <w:r>
+        <w:t xml:space="preserve">{client_basis}, с другой стороны, совместно именуемые «Стороны», </w:t>
       </w:r>
     </w:p>
     <w:p>
@@ -9564,7 +9547,7 @@
         <w:rPr>
           <w:sz w:val="20"/>
         </w:rPr>
-        <w:t>:</w:t>
+        <w:t>: {client_name_short}, {client_signatory_sign}</w:t>
       </w:r>
     </w:p>
     <w:p>

--- a/templates/mixed.docx
+++ b/templates/mixed.docx
@@ -4251,7 +4251,15 @@
         <w:t>10.7.</w:t>
       </w:r>
       <w:r>
-        <w:t xml:space="preserve"> Настоящий договор составлен на 10 (десяти) страницах в двух экземплярах на русском языке, имеющих одинаковую юридическую силу, по одному для каждой из Сторон.</w:t>
+        <w:t xml:space="preserve"> Настоящий договор составлен на </w:t>
+      </w:r>
+      <w:fldSimple w:instr=" NUMPAGES \* MERGEFORMAT ">
+        <w:r>
+          <w:t xml:space="preserve">10</w:t>
+        </w:r>
+      </w:fldSimple>
+      <w:r>
+        <w:t xml:space="preserve"> страницах в двух экземплярах на русском языке, имеющих одинаковую юридическую силу, по одному для каждой из Сторон.</w:t>
       </w:r>
     </w:p>
     <w:p>
@@ -4334,6 +4342,7 @@
       </w:tr>
       <w:tr>
         <w:trPr>
+          <w:cantSplit/>
           <w:gridAfter w:val="1"/>
           <w:wAfter w:w="1019" w:type="dxa"/>
         </w:trPr>
@@ -4558,43 +4567,6 @@
               <w:t>Корреспондентский счет 30101810500000000207</w:t>
             </w:r>
           </w:p>
-          <w:p>
-            <w:pPr>
-              <w:ind w:left="-67" w:right="-289"/>
-              <w:jc w:val="both"/>
-              <w:rPr>
-                <w:sz w:val="20"/>
-              </w:rPr>
-            </w:pPr>
-            <w:r>
-              <w:rPr>
-                <w:sz w:val="20"/>
-              </w:rPr>
-              <w:t>__</w:t>
-            </w:r>
-            <w:r>
-              <w:rPr>
-                <w:sz w:val="20"/>
-              </w:rPr>
-              <w:t>_________________ Гайсин В.З.</w:t>
-            </w:r>
-          </w:p>
-          <w:p>
-            <w:pPr>
-              <w:ind w:left="-67" w:right="-289"/>
-              <w:jc w:val="both"/>
-              <w:rPr>
-                <w:sz w:val="20"/>
-              </w:rPr>
-            </w:pPr>
-            <w:r>
-              <w:rPr>
-                <w:sz w:val="20"/>
-                <w:szCs w:val="24"/>
-              </w:rPr>
-              <w:t>М.П.</w:t>
-            </w:r>
-          </w:p>
         </w:tc>
         <w:tc>
           <w:tcPr>
@@ -4853,29 +4825,91 @@
               <w:t xml:space="preserve"> банка {client_bik}</w:t>
             </w:r>
           </w:p>
-          <w:p>
-            <w:pPr>
-              <w:ind w:right="-289"/>
+        </w:tc>
+      </w:tr>
+      <w:tr>
+        <w:trPr>
+          <w:cantSplit/>
+          <w:gridAfter w:val="1"/>
+          <w:wAfter w:w="1019" w:type="dxa"/>
+        </w:trPr>
+        <w:tc>
+          <w:tcPr>
+            <w:tcW w:w="4996" w:type="dxa"/>
+            <w:gridSpan w:val="2"/>
+          </w:tcPr>
+          <w:p/>
+          <w:p/>
+          <w:p/>
+          <w:p>
+            <w:pPr>
+              <w:ind w:left="-67" w:right="-289"/>
               <w:jc w:val="both"/>
               <w:rPr>
                 <w:sz w:val="20"/>
               </w:rPr>
             </w:pPr>
-          </w:p>
-          <w:p>
-            <w:pPr>
-              <w:ind w:right="-289"/>
+            <w:r>
+              <w:rPr>
+                <w:sz w:val="20"/>
+              </w:rPr>
+              <w:t>__</w:t>
+            </w:r>
+            <w:r>
+              <w:rPr>
+                <w:sz w:val="20"/>
+              </w:rPr>
+              <w:t>_________________ Гайсин В.З.</w:t>
+            </w:r>
+          </w:p>
+          <w:p>
+            <w:pPr>
+              <w:ind w:left="-67" w:right="-289"/>
               <w:jc w:val="both"/>
               <w:rPr>
                 <w:sz w:val="20"/>
               </w:rPr>
             </w:pPr>
-          </w:p>
-          <w:p>
-            <w:pPr>
-              <w:ind w:right="-289"/>
+            <w:r>
+              <w:rPr>
+                <w:sz w:val="20"/>
+                <w:szCs w:val="24"/>
+              </w:rPr>
+              <w:t>М.П.</w:t>
+            </w:r>
+          </w:p>
+        </w:tc>
+        <w:tc>
+          <w:tcPr>
+            <w:tcW w:w="4949" w:type="dxa"/>
+            <w:gridSpan w:val="2"/>
+          </w:tcPr>
+          <w:p>
+            <w:pPr>
+              <w:ind w:left="-567" w:right="-289" w:firstLine="709"/>
               <w:jc w:val="both"/>
               <w:rPr>
+                <w:color w:val="auto"/>
+                <w:sz w:val="20"/>
+              </w:rPr>
+            </w:pPr>
+          </w:p>
+          <w:p>
+            <w:pPr>
+              <w:ind w:left="-567" w:right="-289" w:firstLine="709"/>
+              <w:jc w:val="both"/>
+              <w:rPr>
+                <w:color w:val="auto"/>
+                <w:sz w:val="20"/>
+              </w:rPr>
+            </w:pPr>
+          </w:p>
+          <w:p>
+            <w:pPr>
+              <w:ind w:left="-567" w:right="-289" w:firstLine="709"/>
+              <w:jc w:val="both"/>
+              <w:rPr>
+                <w:color w:val="auto"/>
                 <w:sz w:val="20"/>
               </w:rPr>
             </w:pPr>
@@ -5107,6 +5141,7 @@
     </w:p>
     <w:p>
       <w:pPr>
+        <w:pageBreakBefore/>
         <w:ind w:left="6840"/>
         <w:jc w:val="both"/>
       </w:pPr>
@@ -9955,6 +9990,9 @@
               <w:snapToGrid w:val="0"/>
             </w:pPr>
             <w:r>
+              <w:rPr>
+                <w:b/>
+              </w:rPr>
               <w:t>{client_name_short}</w:t>
             </w:r>
           </w:p>

--- a/templates/mixed.docx
+++ b/templates/mixed.docx
@@ -4270,6 +4270,7 @@
     </w:p>
     <w:p>
       <w:pPr>
+        <w:keepNext/>
         <w:ind w:firstLine="568"/>
         <w:jc w:val="center"/>
         <w:rPr>
@@ -4310,12 +4311,19 @@
         <w:gridCol w:w="1019"/>
       </w:tblGrid>
       <w:tr>
+        <w:trPr>
+          <w:cantSplit/>
+        </w:trPr>
         <w:tc>
           <w:tcPr>
             <w:tcW w:w="236" w:type="dxa"/>
             <w:shd w:val="clear" w:color="auto" w:fill="auto"/>
           </w:tcPr>
-          <w:p/>
+          <w:p>
+            <w:pPr>
+              <w:keepNext/>
+            </w:pPr>
+          </w:p>
         </w:tc>
         <w:tc>
           <w:tcPr>
@@ -4323,7 +4331,11 @@
             <w:gridSpan w:val="2"/>
             <w:shd w:val="clear" w:color="auto" w:fill="auto"/>
           </w:tcPr>
-          <w:p/>
+          <w:p>
+            <w:pPr>
+              <w:keepNext/>
+            </w:pPr>
+          </w:p>
         </w:tc>
         <w:tc>
           <w:tcPr>
@@ -4333,6 +4345,7 @@
           </w:tcPr>
           <w:p>
             <w:pPr>
+              <w:keepNext/>
               <w:rPr>
                 <w:b/>
               </w:rPr>
@@ -4353,6 +4366,7 @@
           </w:tcPr>
           <w:p>
             <w:pPr>
+              <w:keepNext/>
               <w:ind w:left="-567" w:right="-289" w:firstLine="500"/>
               <w:jc w:val="both"/>
               <w:rPr>
@@ -4381,6 +4395,7 @@
           </w:p>
           <w:p>
             <w:pPr>
+              <w:keepNext/>
               <w:ind w:left="-567" w:right="-289" w:firstLine="500"/>
               <w:jc w:val="both"/>
               <w:rPr>
@@ -4400,6 +4415,7 @@
           </w:p>
           <w:p>
             <w:pPr>
+              <w:keepNext/>
               <w:ind w:left="-67" w:right="315"/>
               <w:jc w:val="both"/>
               <w:rPr>
@@ -4415,6 +4431,7 @@
           </w:p>
           <w:p>
             <w:pPr>
+              <w:keepNext/>
               <w:ind w:left="-67" w:right="315"/>
               <w:jc w:val="both"/>
               <w:rPr>
@@ -4442,6 +4459,7 @@
           </w:p>
           <w:p>
             <w:pPr>
+              <w:keepNext/>
               <w:ind w:left="-67" w:right="315"/>
               <w:jc w:val="both"/>
               <w:rPr>
@@ -4457,6 +4475,7 @@
           </w:p>
           <w:p>
             <w:pPr>
+              <w:keepNext/>
               <w:ind w:left="-67" w:right="315"/>
               <w:jc w:val="both"/>
               <w:rPr>
@@ -4472,6 +4491,7 @@
           </w:p>
           <w:p>
             <w:pPr>
+              <w:keepNext/>
               <w:ind w:left="-67" w:right="315"/>
               <w:jc w:val="both"/>
               <w:rPr>
@@ -4487,6 +4507,7 @@
           </w:p>
           <w:p>
             <w:pPr>
+              <w:keepNext/>
               <w:ind w:left="-67" w:right="315"/>
               <w:jc w:val="both"/>
               <w:rPr>
@@ -4502,6 +4523,7 @@
           </w:p>
           <w:p>
             <w:pPr>
+              <w:keepNext/>
               <w:ind w:left="-67" w:right="315"/>
               <w:jc w:val="both"/>
               <w:rPr>
@@ -4517,6 +4539,7 @@
           </w:p>
           <w:p>
             <w:pPr>
+              <w:keepNext/>
               <w:ind w:left="-67" w:right="315"/>
               <w:jc w:val="both"/>
               <w:rPr>
@@ -4532,6 +4555,7 @@
           </w:p>
           <w:p>
             <w:pPr>
+              <w:keepNext/>
               <w:ind w:left="-67" w:right="315"/>
               <w:jc w:val="both"/>
               <w:rPr>
@@ -4554,6 +4578,7 @@
           </w:p>
           <w:p>
             <w:pPr>
+              <w:keepNext/>
               <w:ind w:left="-67" w:right="315"/>
               <w:jc w:val="both"/>
               <w:rPr>
@@ -4575,6 +4600,7 @@
           </w:tcPr>
           <w:p>
             <w:pPr>
+              <w:keepNext/>
               <w:ind w:left="-567" w:right="-289" w:firstLine="709"/>
               <w:rPr>
                 <w:sz w:val="20"/>
@@ -4604,6 +4630,7 @@
           </w:p>
           <w:p>
             <w:pPr>
+              <w:keepNext/>
               <w:ind w:left="-567" w:right="-289" w:firstLine="709"/>
               <w:jc w:val="both"/>
               <w:rPr>
@@ -4623,6 +4650,7 @@
           </w:p>
           <w:p>
             <w:pPr>
+              <w:keepNext/>
               <w:ind w:left="-567" w:right="-289" w:firstLine="709"/>
               <w:jc w:val="both"/>
               <w:rPr>
@@ -4635,39 +4663,30 @@
                 <w:color w:val="auto"/>
                 <w:sz w:val="20"/>
               </w:rPr>
-              <w:t>Юридический адрес:</w:t>
-            </w:r>
-            <w:r>
-              <w:rPr>
-                <w:color w:val="auto"/>
-                <w:szCs w:val="24"/>
-              </w:rPr>
-              <w:t xml:space="preserve"> {client_legal_address}</w:t>
-            </w:r>
-          </w:p>
-          <w:p>
-            <w:pPr>
+              <w:t xml:space="preserve">{#client_requisites}</w:t>
+            </w:r>
+          </w:p>
+          <w:p>
+            <w:pPr>
+              <w:keepNext/>
               <w:ind w:left="-567" w:right="-289" w:firstLine="709"/>
               <w:jc w:val="both"/>
               <w:rPr>
-                <w:rFonts w:eastAsia="MS Mincho"/>
                 <w:color w:val="auto"/>
                 <w:sz w:val="20"/>
-                <w:lang w:eastAsia="ja-JP"/>
-              </w:rPr>
-            </w:pPr>
-            <w:r>
-              <w:rPr>
-                <w:rFonts w:eastAsia="MS Mincho"/>
+              </w:rPr>
+            </w:pPr>
+            <w:r>
+              <w:rPr>
                 <w:color w:val="auto"/>
                 <w:sz w:val="20"/>
-                <w:lang w:eastAsia="ja-JP"/>
-              </w:rPr>
-              <w:t>Почтовый адрес: {client_postal_address}</w:t>
-            </w:r>
-          </w:p>
-          <w:p>
-            <w:pPr>
+              </w:rPr>
+              <w:t xml:space="preserve">{line}</w:t>
+            </w:r>
+          </w:p>
+          <w:p>
+            <w:pPr>
+              <w:keepNext/>
               <w:ind w:left="-567" w:right="-289" w:firstLine="709"/>
               <w:jc w:val="both"/>
               <w:rPr>
@@ -4680,149 +4699,7 @@
                 <w:color w:val="auto"/>
                 <w:sz w:val="20"/>
               </w:rPr>
-              <w:t xml:space="preserve">Телефон: {client_phone}</w:t>
-            </w:r>
-          </w:p>
-          <w:p>
-            <w:pPr>
-              <w:ind w:left="-567" w:right="-289" w:firstLine="709"/>
-              <w:jc w:val="both"/>
-              <w:rPr>
-                <w:color w:val="auto"/>
-                <w:sz w:val="20"/>
-              </w:rPr>
-            </w:pPr>
-            <w:r>
-              <w:rPr>
-                <w:color w:val="auto"/>
-                <w:sz w:val="20"/>
-                <w:lang w:val="en-US"/>
-              </w:rPr>
-              <w:t>E</w:t>
-            </w:r>
-            <w:r>
-              <w:rPr>
-                <w:color w:val="auto"/>
-                <w:sz w:val="20"/>
-              </w:rPr>
-              <w:t>-</w:t>
-            </w:r>
-            <w:r>
-              <w:rPr>
-                <w:color w:val="auto"/>
-                <w:sz w:val="20"/>
-                <w:lang w:val="en-US"/>
-              </w:rPr>
-              <w:t>mail</w:t>
-            </w:r>
-            <w:r>
-              <w:rPr>
-                <w:color w:val="auto"/>
-                <w:sz w:val="20"/>
-              </w:rPr>
-              <w:t xml:space="preserve">: {client_email}</w:t>
-            </w:r>
-          </w:p>
-          <w:p>
-            <w:pPr>
-              <w:ind w:left="-567" w:right="-289" w:firstLine="709"/>
-              <w:jc w:val="both"/>
-              <w:rPr>
-                <w:color w:val="auto"/>
-                <w:sz w:val="20"/>
-              </w:rPr>
-            </w:pPr>
-            <w:r>
-              <w:rPr>
-                <w:color w:val="auto"/>
-                <w:sz w:val="20"/>
-              </w:rPr>
-              <w:t xml:space="preserve">ИНН/КПП {client_inn_kpp}</w:t>
-            </w:r>
-          </w:p>
-          <w:p>
-            <w:pPr>
-              <w:ind w:left="-567" w:right="-289" w:firstLine="709"/>
-              <w:jc w:val="both"/>
-              <w:rPr>
-                <w:color w:val="auto"/>
-                <w:sz w:val="20"/>
-              </w:rPr>
-            </w:pPr>
-            <w:r>
-              <w:rPr>
-                <w:color w:val="auto"/>
-                <w:sz w:val="20"/>
-              </w:rPr>
-              <w:t xml:space="preserve">ОГРН {client_ogrn}</w:t>
-            </w:r>
-          </w:p>
-          <w:p>
-            <w:pPr>
-              <w:ind w:left="-567" w:right="-289" w:firstLine="709"/>
-              <w:jc w:val="both"/>
-              <w:rPr>
-                <w:color w:val="auto"/>
-                <w:sz w:val="20"/>
-              </w:rPr>
-            </w:pPr>
-            <w:r>
-              <w:rPr>
-                <w:color w:val="auto"/>
-                <w:sz w:val="20"/>
-              </w:rPr>
-              <w:t xml:space="preserve">Расчетный счет: {client_account}</w:t>
-            </w:r>
-          </w:p>
-          <w:p>
-            <w:pPr>
-              <w:ind w:left="-567" w:right="-289" w:firstLine="709"/>
-              <w:jc w:val="both"/>
-              <w:rPr>
-                <w:color w:val="auto"/>
-                <w:sz w:val="20"/>
-              </w:rPr>
-            </w:pPr>
-          </w:p>
-          <w:p>
-            <w:pPr>
-              <w:ind w:left="-567" w:right="-289" w:firstLine="709"/>
-              <w:jc w:val="both"/>
-              <w:rPr>
-                <w:color w:val="auto"/>
-                <w:sz w:val="20"/>
-              </w:rPr>
-            </w:pPr>
-            <w:r>
-              <w:rPr>
-                <w:color w:val="auto"/>
-                <w:sz w:val="20"/>
-              </w:rPr>
-              <w:t xml:space="preserve">Корреспондентский счет: {client_corr_account}</w:t>
-            </w:r>
-          </w:p>
-          <w:p>
-            <w:pPr>
-              <w:ind w:left="-567" w:right="-289" w:firstLine="709"/>
-              <w:jc w:val="both"/>
-              <w:rPr>
-                <w:color w:val="auto"/>
-                <w:sz w:val="20"/>
-              </w:rPr>
-            </w:pPr>
-            <w:r>
-              <w:rPr>
-                <w:color w:val="auto"/>
-                <w:sz w:val="20"/>
-              </w:rPr>
-              <w:t>БИК</w:t>
-            </w:r>
-            <w:r>
-              <w:rPr>
-                <w:color w:val="auto"/>
-                <w:sz w:val="20"/>
-              </w:rPr>
-              <w:t xml:space="preserve"> банка {client_bik}</w:t>
+              <w:t xml:space="preserve">{/client_requisites}</w:t>
             </w:r>
           </w:p>
         </w:tc>

--- a/templates/mixed.docx
+++ b/templates/mixed.docx
@@ -4367,7 +4367,7 @@
           <w:p>
             <w:pPr>
               <w:keepNext/>
-              <w:ind w:left="-567" w:right="-289" w:firstLine="500"/>
+              <w:ind w:left="0" w:right="0" w:firstLine="0"/>
               <w:jc w:val="both"/>
               <w:rPr>
                 <w:sz w:val="20"/>
@@ -4396,7 +4396,7 @@
           <w:p>
             <w:pPr>
               <w:keepNext/>
-              <w:ind w:left="-567" w:right="-289" w:firstLine="500"/>
+              <w:ind w:left="0" w:right="0" w:firstLine="0"/>
               <w:jc w:val="both"/>
               <w:rPr>
                 <w:b/>
@@ -4416,7 +4416,7 @@
           <w:p>
             <w:pPr>
               <w:keepNext/>
-              <w:ind w:left="-67" w:right="315"/>
+              <w:ind w:left="0" w:right="0" w:firstLine="0"/>
               <w:jc w:val="both"/>
               <w:rPr>
                 <w:sz w:val="20"/>
@@ -4432,7 +4432,7 @@
           <w:p>
             <w:pPr>
               <w:keepNext/>
-              <w:ind w:left="-67" w:right="315"/>
+              <w:ind w:left="0" w:right="0" w:firstLine="0"/>
               <w:jc w:val="both"/>
               <w:rPr>
                 <w:sz w:val="20"/>
@@ -4460,7 +4460,7 @@
           <w:p>
             <w:pPr>
               <w:keepNext/>
-              <w:ind w:left="-67" w:right="315"/>
+              <w:ind w:left="0" w:right="0" w:firstLine="0"/>
               <w:jc w:val="both"/>
               <w:rPr>
                 <w:sz w:val="20"/>
@@ -4476,7 +4476,7 @@
           <w:p>
             <w:pPr>
               <w:keepNext/>
-              <w:ind w:left="-67" w:right="315"/>
+              <w:ind w:left="0" w:right="0" w:firstLine="0"/>
               <w:jc w:val="both"/>
               <w:rPr>
                 <w:sz w:val="20"/>
@@ -4492,7 +4492,7 @@
           <w:p>
             <w:pPr>
               <w:keepNext/>
-              <w:ind w:left="-67" w:right="315"/>
+              <w:ind w:left="0" w:right="0" w:firstLine="0"/>
               <w:jc w:val="both"/>
               <w:rPr>
                 <w:sz w:val="20"/>
@@ -4508,7 +4508,7 @@
           <w:p>
             <w:pPr>
               <w:keepNext/>
-              <w:ind w:left="-67" w:right="315"/>
+              <w:ind w:left="0" w:right="0" w:firstLine="0"/>
               <w:jc w:val="both"/>
               <w:rPr>
                 <w:sz w:val="20"/>
@@ -4524,7 +4524,7 @@
           <w:p>
             <w:pPr>
               <w:keepNext/>
-              <w:ind w:left="-67" w:right="315"/>
+              <w:ind w:left="0" w:right="0" w:firstLine="0"/>
               <w:jc w:val="both"/>
               <w:rPr>
                 <w:sz w:val="20"/>
@@ -4540,7 +4540,7 @@
           <w:p>
             <w:pPr>
               <w:keepNext/>
-              <w:ind w:left="-67" w:right="315"/>
+              <w:ind w:left="0" w:right="0" w:firstLine="0"/>
               <w:jc w:val="both"/>
               <w:rPr>
                 <w:sz w:val="20"/>
@@ -4556,7 +4556,7 @@
           <w:p>
             <w:pPr>
               <w:keepNext/>
-              <w:ind w:left="-67" w:right="315"/>
+              <w:ind w:left="0" w:right="0" w:firstLine="0"/>
               <w:jc w:val="both"/>
               <w:rPr>
                 <w:sz w:val="20"/>
@@ -4579,7 +4579,7 @@
           <w:p>
             <w:pPr>
               <w:keepNext/>
-              <w:ind w:left="-67" w:right="315"/>
+              <w:ind w:left="0" w:right="0" w:firstLine="0"/>
               <w:jc w:val="both"/>
               <w:rPr>
                 <w:sz w:val="20"/>
@@ -4601,7 +4601,7 @@
           <w:p>
             <w:pPr>
               <w:keepNext/>
-              <w:ind w:left="-567" w:right="-289" w:firstLine="709"/>
+              <w:ind w:left="0" w:right="0" w:firstLine="0"/>
               <w:rPr>
                 <w:sz w:val="20"/>
               </w:rPr>
@@ -4631,7 +4631,7 @@
           <w:p>
             <w:pPr>
               <w:keepNext/>
-              <w:ind w:left="-567" w:right="-289" w:firstLine="709"/>
+              <w:ind w:left="0" w:right="0" w:firstLine="0"/>
               <w:jc w:val="both"/>
               <w:rPr>
                 <w:b/>
@@ -4651,7 +4651,7 @@
           <w:p>
             <w:pPr>
               <w:keepNext/>
-              <w:ind w:left="-567" w:right="-289" w:firstLine="709"/>
+              <w:ind w:left="0" w:right="0" w:firstLine="0"/>
               <w:jc w:val="both"/>
               <w:rPr>
                 <w:color w:val="auto"/>
@@ -4669,7 +4669,7 @@
           <w:p>
             <w:pPr>
               <w:keepNext/>
-              <w:ind w:left="-567" w:right="-289" w:firstLine="709"/>
+              <w:ind w:left="0" w:right="0" w:firstLine="0"/>
               <w:jc w:val="both"/>
               <w:rPr>
                 <w:color w:val="auto"/>
@@ -4687,7 +4687,7 @@
           <w:p>
             <w:pPr>
               <w:keepNext/>
-              <w:ind w:left="-567" w:right="-289" w:firstLine="709"/>
+              <w:ind w:left="0" w:right="0" w:firstLine="0"/>
               <w:jc w:val="both"/>
               <w:rPr>
                 <w:color w:val="auto"/>
@@ -4720,7 +4720,7 @@
           <w:p/>
           <w:p>
             <w:pPr>
-              <w:ind w:left="-67" w:right="-289"/>
+              <w:ind w:left="0" w:right="0" w:firstLine="0"/>
               <w:jc w:val="both"/>
               <w:rPr>
                 <w:sz w:val="20"/>
@@ -4741,7 +4741,7 @@
           </w:p>
           <w:p>
             <w:pPr>
-              <w:ind w:left="-67" w:right="-289"/>
+              <w:ind w:left="0" w:right="0" w:firstLine="0"/>
               <w:jc w:val="both"/>
               <w:rPr>
                 <w:sz w:val="20"/>
@@ -4763,7 +4763,7 @@
           </w:tcPr>
           <w:p>
             <w:pPr>
-              <w:ind w:left="-567" w:right="-289" w:firstLine="709"/>
+              <w:ind w:left="0" w:right="0" w:firstLine="0"/>
               <w:jc w:val="both"/>
               <w:rPr>
                 <w:color w:val="auto"/>
@@ -4773,7 +4773,7 @@
           </w:p>
           <w:p>
             <w:pPr>
-              <w:ind w:left="-567" w:right="-289" w:firstLine="709"/>
+              <w:ind w:left="0" w:right="0" w:firstLine="0"/>
               <w:jc w:val="both"/>
               <w:rPr>
                 <w:color w:val="auto"/>
@@ -4783,7 +4783,7 @@
           </w:p>
           <w:p>
             <w:pPr>
-              <w:ind w:left="-567" w:right="-289" w:firstLine="709"/>
+              <w:ind w:left="0" w:right="0" w:firstLine="0"/>
               <w:jc w:val="both"/>
               <w:rPr>
                 <w:color w:val="auto"/>
@@ -4793,7 +4793,7 @@
           </w:p>
           <w:p>
             <w:pPr>
-              <w:ind w:left="-567" w:right="-289" w:firstLine="709"/>
+              <w:ind w:left="0" w:right="0" w:firstLine="0"/>
               <w:jc w:val="both"/>
               <w:rPr>
                 <w:sz w:val="20"/>
@@ -4829,7 +4829,7 @@
           </w:p>
           <w:p>
             <w:pPr>
-              <w:ind w:left="-567" w:right="-289" w:firstLine="709"/>
+              <w:ind w:left="0" w:right="0" w:firstLine="0"/>
               <w:jc w:val="both"/>
               <w:rPr>
                 <w:sz w:val="20"/>
@@ -4848,174 +4848,6 @@
       </w:tr>
       <w:bookmarkEnd w:id="7"/>
     </w:tbl>
-    <w:p>
-      <w:pPr>
-        <w:ind w:left="6840"/>
-        <w:jc w:val="both"/>
-      </w:pPr>
-    </w:p>
-    <w:p>
-      <w:pPr>
-        <w:ind w:left="6840"/>
-        <w:jc w:val="both"/>
-      </w:pPr>
-    </w:p>
-    <w:p>
-      <w:pPr>
-        <w:ind w:left="6840"/>
-        <w:jc w:val="both"/>
-      </w:pPr>
-    </w:p>
-    <w:p>
-      <w:pPr>
-        <w:ind w:left="6840"/>
-        <w:jc w:val="both"/>
-      </w:pPr>
-    </w:p>
-    <w:p>
-      <w:pPr>
-        <w:ind w:left="6840"/>
-        <w:jc w:val="both"/>
-      </w:pPr>
-    </w:p>
-    <w:p>
-      <w:pPr>
-        <w:ind w:left="6840"/>
-        <w:jc w:val="both"/>
-      </w:pPr>
-    </w:p>
-    <w:p>
-      <w:pPr>
-        <w:ind w:left="6840"/>
-        <w:jc w:val="both"/>
-      </w:pPr>
-    </w:p>
-    <w:p>
-      <w:pPr>
-        <w:ind w:left="6840"/>
-        <w:jc w:val="both"/>
-      </w:pPr>
-    </w:p>
-    <w:p>
-      <w:pPr>
-        <w:ind w:left="6840"/>
-        <w:jc w:val="both"/>
-      </w:pPr>
-    </w:p>
-    <w:p>
-      <w:pPr>
-        <w:ind w:left="6840"/>
-        <w:jc w:val="both"/>
-      </w:pPr>
-    </w:p>
-    <w:p>
-      <w:pPr>
-        <w:ind w:left="6840"/>
-        <w:jc w:val="both"/>
-      </w:pPr>
-    </w:p>
-    <w:p>
-      <w:pPr>
-        <w:ind w:left="6840"/>
-        <w:jc w:val="both"/>
-      </w:pPr>
-    </w:p>
-    <w:p>
-      <w:pPr>
-        <w:ind w:left="6840"/>
-        <w:jc w:val="both"/>
-      </w:pPr>
-    </w:p>
-    <w:p>
-      <w:pPr>
-        <w:ind w:left="6840"/>
-        <w:jc w:val="both"/>
-      </w:pPr>
-    </w:p>
-    <w:p>
-      <w:pPr>
-        <w:ind w:left="6840"/>
-        <w:jc w:val="both"/>
-      </w:pPr>
-    </w:p>
-    <w:p>
-      <w:pPr>
-        <w:ind w:left="6840"/>
-        <w:jc w:val="both"/>
-      </w:pPr>
-    </w:p>
-    <w:p>
-      <w:pPr>
-        <w:ind w:left="6840"/>
-        <w:jc w:val="both"/>
-      </w:pPr>
-    </w:p>
-    <w:p>
-      <w:pPr>
-        <w:ind w:left="6840"/>
-        <w:jc w:val="both"/>
-      </w:pPr>
-    </w:p>
-    <w:p>
-      <w:pPr>
-        <w:ind w:left="6840"/>
-        <w:jc w:val="both"/>
-      </w:pPr>
-    </w:p>
-    <w:p>
-      <w:pPr>
-        <w:ind w:left="6840"/>
-        <w:jc w:val="both"/>
-      </w:pPr>
-    </w:p>
-    <w:p>
-      <w:pPr>
-        <w:ind w:left="6840"/>
-        <w:jc w:val="both"/>
-      </w:pPr>
-    </w:p>
-    <w:p>
-      <w:pPr>
-        <w:ind w:left="6840"/>
-        <w:jc w:val="both"/>
-      </w:pPr>
-    </w:p>
-    <w:p>
-      <w:pPr>
-        <w:ind w:left="6840"/>
-        <w:jc w:val="both"/>
-      </w:pPr>
-    </w:p>
-    <w:p>
-      <w:pPr>
-        <w:ind w:left="6840"/>
-        <w:jc w:val="both"/>
-      </w:pPr>
-    </w:p>
-    <w:p>
-      <w:pPr>
-        <w:ind w:left="6840"/>
-        <w:jc w:val="both"/>
-      </w:pPr>
-    </w:p>
-    <w:p>
-      <w:pPr>
-        <w:ind w:left="6840"/>
-        <w:jc w:val="both"/>
-      </w:pPr>
-    </w:p>
-    <w:p>
-      <w:pPr>
-        <w:ind w:left="6840"/>
-        <w:jc w:val="both"/>
-      </w:pPr>
-    </w:p>
-    <w:p>
-      <w:pPr>
-        <w:ind w:left="6840"/>
-        <w:jc w:val="both"/>
-      </w:pPr>
-    </w:p>
     <w:p>
       <w:pPr>
         <w:pageBreakBefore/>
@@ -7677,6 +7509,7 @@
     </w:p>
     <w:p>
       <w:pPr>
+        <w:keepNext/>
         <w:jc w:val="both"/>
         <w:rPr>
           <w:sz w:val="22"/>
@@ -7705,6 +7538,7 @@
       </w:tblGrid>
       <w:tr>
         <w:trPr>
+          <w:cantSplit/>
           <w:trHeight w:val="300"/>
         </w:trPr>
         <w:tc>
@@ -7722,6 +7556,7 @@
           </w:tcPr>
           <w:p>
             <w:pPr>
+              <w:keepNext/>
               <w:jc w:val="center"/>
               <w:rPr>
                 <w:b/>
@@ -7756,6 +7591,7 @@
           </w:tcPr>
           <w:p>
             <w:pPr>
+              <w:keepNext/>
               <w:jc w:val="center"/>
               <w:rPr>
                 <w:b/>
@@ -7788,6 +7624,7 @@
           </w:tcPr>
           <w:p>
             <w:pPr>
+              <w:keepNext/>
               <w:jc w:val="center"/>
               <w:rPr>
                 <w:b/>
@@ -7820,6 +7657,7 @@
           </w:tcPr>
           <w:p>
             <w:pPr>
+              <w:keepNext/>
               <w:jc w:val="center"/>
               <w:rPr>
                 <w:b/>
@@ -7840,6 +7678,7 @@
       </w:tr>
       <w:tr>
         <w:trPr>
+          <w:cantSplit/>
           <w:trHeight w:val="300"/>
         </w:trPr>
         <w:tc>
@@ -7857,6 +7696,7 @@
           </w:tcPr>
           <w:p>
             <w:pPr>
+              <w:keepNext/>
               <w:rPr>
                 <w:sz w:val="22"/>
                 <w:szCs w:val="22"/>
@@ -7883,6 +7723,7 @@
           </w:tcPr>
           <w:p>
             <w:pPr>
+              <w:keepNext/>
               <w:rPr>
                 <w:sz w:val="22"/>
                 <w:szCs w:val="22"/>
@@ -7905,6 +7746,7 @@
           </w:tcPr>
           <w:p>
             <w:pPr>
+              <w:keepNext/>
               <w:rPr>
                 <w:sz w:val="22"/>
                 <w:szCs w:val="22"/>
@@ -7934,6 +7776,7 @@
           </w:tcPr>
           <w:p>
             <w:pPr>
+              <w:keepNext/>
               <w:rPr>
                 <w:sz w:val="22"/>
                 <w:szCs w:val="22"/>
@@ -7944,6 +7787,7 @@
       </w:tr>
       <w:tr>
         <w:trPr>
+          <w:cantSplit/>
           <w:trHeight w:val="300"/>
         </w:trPr>
         <w:tc>
@@ -7961,6 +7805,7 @@
           </w:tcPr>
           <w:p>
             <w:pPr>
+              <w:keepNext/>
               <w:rPr>
                 <w:sz w:val="22"/>
                 <w:szCs w:val="22"/>
@@ -7987,6 +7832,7 @@
           </w:tcPr>
           <w:p>
             <w:pPr>
+              <w:keepNext/>
               <w:rPr>
                 <w:sz w:val="22"/>
                 <w:szCs w:val="22"/>
@@ -8009,6 +7855,7 @@
           </w:tcPr>
           <w:p>
             <w:pPr>
+              <w:keepNext/>
               <w:rPr>
                 <w:sz w:val="22"/>
                 <w:szCs w:val="22"/>
@@ -8031,6 +7878,7 @@
           </w:tcPr>
           <w:p>
             <w:pPr>
+              <w:keepNext/>
               <w:rPr>
                 <w:sz w:val="22"/>
                 <w:szCs w:val="22"/>
@@ -8041,6 +7889,7 @@
       </w:tr>
       <w:tr>
         <w:trPr>
+          <w:cantSplit/>
           <w:trHeight w:val="300"/>
         </w:trPr>
         <w:tc>
@@ -8058,6 +7907,7 @@
           </w:tcPr>
           <w:p>
             <w:pPr>
+              <w:keepNext/>
               <w:rPr>
                 <w:sz w:val="22"/>
                 <w:szCs w:val="22"/>
@@ -8084,6 +7934,7 @@
           </w:tcPr>
           <w:p>
             <w:pPr>
+              <w:keepNext/>
               <w:rPr>
                 <w:sz w:val="22"/>
                 <w:szCs w:val="22"/>
@@ -8106,6 +7957,7 @@
           </w:tcPr>
           <w:p>
             <w:pPr>
+              <w:keepNext/>
               <w:rPr>
                 <w:sz w:val="22"/>
                 <w:szCs w:val="22"/>
@@ -8135,6 +7987,7 @@
           </w:tcPr>
           <w:p>
             <w:pPr>
+              <w:keepNext/>
               <w:rPr>
                 <w:sz w:val="22"/>
                 <w:szCs w:val="22"/>
@@ -8152,6 +8005,7 @@
       </w:tr>
       <w:tr>
         <w:trPr>
+          <w:cantSplit/>
           <w:trHeight w:val="300"/>
         </w:trPr>
         <w:tc>
@@ -8169,6 +8023,7 @@
           </w:tcPr>
           <w:p>
             <w:pPr>
+              <w:keepNext/>
               <w:rPr>
                 <w:sz w:val="22"/>
                 <w:szCs w:val="22"/>
@@ -8195,6 +8050,7 @@
           </w:tcPr>
           <w:p>
             <w:pPr>
+              <w:keepNext/>
               <w:rPr>
                 <w:sz w:val="22"/>
                 <w:szCs w:val="22"/>
@@ -8217,6 +8073,7 @@
           </w:tcPr>
           <w:p>
             <w:pPr>
+              <w:keepNext/>
               <w:rPr>
                 <w:sz w:val="22"/>
                 <w:szCs w:val="22"/>
@@ -8246,6 +8103,7 @@
           </w:tcPr>
           <w:p>
             <w:pPr>
+              <w:keepNext/>
               <w:rPr>
                 <w:sz w:val="22"/>
                 <w:szCs w:val="22"/>
@@ -8263,6 +8121,7 @@
       </w:tr>
       <w:tr>
         <w:trPr>
+          <w:cantSplit/>
           <w:trHeight w:val="300"/>
         </w:trPr>
         <w:tc>
@@ -8280,6 +8139,7 @@
           </w:tcPr>
           <w:p>
             <w:pPr>
+              <w:keepNext/>
               <w:rPr>
                 <w:sz w:val="22"/>
                 <w:szCs w:val="22"/>
@@ -8306,6 +8166,7 @@
           </w:tcPr>
           <w:p>
             <w:pPr>
+              <w:keepNext/>
               <w:rPr>
                 <w:sz w:val="22"/>
                 <w:szCs w:val="22"/>
@@ -8328,6 +8189,7 @@
           </w:tcPr>
           <w:p>
             <w:pPr>
+              <w:keepNext/>
               <w:rPr>
                 <w:sz w:val="22"/>
                 <w:szCs w:val="22"/>
@@ -8350,6 +8212,7 @@
           </w:tcPr>
           <w:p>
             <w:pPr>
+              <w:keepNext/>
               <w:rPr>
                 <w:sz w:val="22"/>
                 <w:szCs w:val="22"/>
@@ -8360,6 +8223,7 @@
       </w:tr>
       <w:tr>
         <w:trPr>
+          <w:cantSplit/>
           <w:trHeight w:val="300"/>
         </w:trPr>
         <w:tc>
@@ -8377,6 +8241,7 @@
           </w:tcPr>
           <w:p>
             <w:pPr>
+              <w:keepNext/>
               <w:rPr>
                 <w:sz w:val="22"/>
                 <w:szCs w:val="22"/>
@@ -8403,6 +8268,7 @@
           </w:tcPr>
           <w:p>
             <w:pPr>
+              <w:keepNext/>
               <w:rPr>
                 <w:sz w:val="22"/>
                 <w:szCs w:val="22"/>
@@ -8425,6 +8291,7 @@
           </w:tcPr>
           <w:p>
             <w:pPr>
+              <w:keepNext/>
               <w:rPr>
                 <w:sz w:val="22"/>
                 <w:szCs w:val="22"/>
@@ -8454,6 +8321,7 @@
           </w:tcPr>
           <w:p>
             <w:pPr>
+              <w:keepNext/>
               <w:rPr>
                 <w:sz w:val="22"/>
                 <w:szCs w:val="22"/>
@@ -8471,6 +8339,7 @@
       </w:tr>
       <w:tr>
         <w:trPr>
+          <w:cantSplit/>
           <w:trHeight w:val="205"/>
         </w:trPr>
         <w:tc>
@@ -8487,6 +8356,7 @@
           </w:tcPr>
           <w:p>
             <w:pPr>
+              <w:keepNext/>
               <w:rPr>
                 <w:sz w:val="22"/>
                 <w:szCs w:val="22"/>
@@ -8513,6 +8383,7 @@
           </w:tcPr>
           <w:p>
             <w:pPr>
+              <w:keepNext/>
               <w:rPr>
                 <w:sz w:val="22"/>
                 <w:szCs w:val="22"/>
@@ -8535,6 +8406,7 @@
           </w:tcPr>
           <w:p>
             <w:pPr>
+              <w:keepNext/>
               <w:rPr>
                 <w:sz w:val="22"/>
                 <w:szCs w:val="22"/>
@@ -8564,6 +8436,7 @@
           </w:tcPr>
           <w:p>
             <w:pPr>
+              <w:keepNext/>
               <w:rPr>
                 <w:sz w:val="22"/>
                 <w:szCs w:val="22"/>
@@ -8581,6 +8454,7 @@
       </w:tr>
       <w:tr>
         <w:trPr>
+          <w:cantSplit/>
           <w:trHeight w:val="300"/>
         </w:trPr>
         <w:tc>
@@ -8598,6 +8472,7 @@
           </w:tcPr>
           <w:p>
             <w:pPr>
+              <w:keepNext/>
               <w:rPr>
                 <w:sz w:val="22"/>
                 <w:szCs w:val="22"/>
@@ -8624,6 +8499,7 @@
           </w:tcPr>
           <w:p>
             <w:pPr>
+              <w:keepNext/>
               <w:rPr>
                 <w:sz w:val="22"/>
                 <w:szCs w:val="22"/>
@@ -8646,6 +8522,7 @@
           </w:tcPr>
           <w:p>
             <w:pPr>
+              <w:keepNext/>
               <w:rPr>
                 <w:sz w:val="22"/>
                 <w:szCs w:val="22"/>
@@ -8675,6 +8552,7 @@
           </w:tcPr>
           <w:p>
             <w:pPr>
+              <w:keepNext/>
               <w:rPr>
                 <w:sz w:val="22"/>
                 <w:szCs w:val="22"/>
@@ -8692,6 +8570,7 @@
       </w:tr>
       <w:tr>
         <w:trPr>
+          <w:cantSplit/>
           <w:trHeight w:val="300"/>
         </w:trPr>
         <w:tc>
@@ -8709,6 +8588,7 @@
           </w:tcPr>
           <w:p>
             <w:pPr>
+              <w:keepNext/>
               <w:rPr>
                 <w:sz w:val="22"/>
                 <w:szCs w:val="22"/>
@@ -8735,6 +8615,7 @@
           </w:tcPr>
           <w:p>
             <w:pPr>
+              <w:keepNext/>
               <w:rPr>
                 <w:sz w:val="22"/>
                 <w:szCs w:val="22"/>
@@ -8757,6 +8638,7 @@
           </w:tcPr>
           <w:p>
             <w:pPr>
+              <w:keepNext/>
               <w:rPr>
                 <w:sz w:val="22"/>
                 <w:szCs w:val="22"/>
@@ -8786,6 +8668,7 @@
           </w:tcPr>
           <w:p>
             <w:pPr>
+              <w:keepNext/>
               <w:rPr>
                 <w:sz w:val="22"/>
                 <w:szCs w:val="22"/>
@@ -8803,6 +8686,7 @@
       </w:tr>
       <w:tr>
         <w:trPr>
+          <w:cantSplit/>
           <w:trHeight w:val="300"/>
         </w:trPr>
         <w:tc>
@@ -9459,7 +9343,7 @@
         <w:rPr>
           <w:sz w:val="20"/>
         </w:rPr>
-        <w:t>: {client_name_short}, {client_signatory_sign}</w:t>
+        <w:t>: ______________________________</w:t>
       </w:r>
     </w:p>
     <w:p>

--- a/templates/mixed.docx
+++ b/templates/mixed.docx
@@ -4253,11 +4253,9 @@
       <w:r>
         <w:t xml:space="preserve"> Настоящий договор составлен на </w:t>
       </w:r>
-      <w:fldSimple w:instr=" NUMPAGES \* MERGEFORMAT ">
-        <w:r>
-          <w:t xml:space="preserve">10</w:t>
-        </w:r>
-      </w:fldSimple>
+      <w:r>
+        <w:t xml:space="preserve">11</w:t>
+      </w:r>
       <w:r>
         <w:t xml:space="preserve"> страницах в двух экземплярах на русском языке, имеющих одинаковую юридическую силу, по одному для каждой из Сторон.</w:t>
       </w:r>
@@ -7286,6 +7284,7 @@
     </w:p>
     <w:p>
       <w:pPr>
+        <w:jc w:val="left"/>
         <w:rPr>
           <w:b/>
         </w:rPr>
@@ -7300,6 +7299,7 @@
     <w:p>
       <w:pPr>
         <w:spacing w:line="360" w:lineRule="auto"/>
+        <w:jc w:val="left"/>
         <w:rPr>
           <w:sz w:val="20"/>
         </w:rPr>
@@ -7313,7 +7313,7 @@
     </w:p>
     <w:p>
       <w:pPr>
-        <w:jc w:val="both"/>
+        <w:jc w:val="left"/>
         <w:rPr>
           <w:sz w:val="22"/>
           <w:szCs w:val="22"/>
@@ -7390,12 +7390,12 @@
           <w:sz w:val="22"/>
           <w:szCs w:val="22"/>
         </w:rPr>
-        <w:t>Наименование таможенного органа: _______________________________________________________________</w:t>
-      </w:r>
-    </w:p>
-    <w:p>
-      <w:pPr>
-        <w:jc w:val="both"/>
+        <w:t>Наименование таможенного органа: ____________________________________________________________</w:t>
+      </w:r>
+    </w:p>
+    <w:p>
+      <w:pPr>
+        <w:jc w:val="left"/>
         <w:rPr>
           <w:sz w:val="22"/>
           <w:szCs w:val="22"/>
@@ -7406,7 +7406,7 @@
           <w:sz w:val="22"/>
           <w:szCs w:val="22"/>
         </w:rPr>
-        <w:t>Планируемая Дата прибытия/ Дата вывоза товаров: __________________________________________________</w:t>
+        <w:t>Планируемая Дата прибытия/ Дата вывоза товаров: _______________________________________________</w:t>
       </w:r>
     </w:p>
     <w:p>
@@ -7437,11 +7437,12 @@
           <w:sz w:val="22"/>
           <w:szCs w:val="22"/>
         </w:rPr>
-        <w:t xml:space="preserve"> ___________________________________________</w:t>
-      </w:r>
-    </w:p>
-    <w:p>
-      <w:pPr>
+        <w:t xml:space="preserve"> _______________________________________</w:t>
+      </w:r>
+    </w:p>
+    <w:p>
+      <w:pPr>
+        <w:jc w:val="left"/>
         <w:rPr>
           <w:sz w:val="22"/>
           <w:szCs w:val="22"/>
@@ -7452,11 +7453,12 @@
           <w:sz w:val="22"/>
           <w:szCs w:val="22"/>
         </w:rPr>
-        <w:t>Содействие в получении документов, подтверждающих соблюдение запретов и ограничений, предусмотренных таможенным законодательством ЕАЭС, РФ (декларации / сертификаты соответствия и т.п.): _______________________________________________________________________________________________</w:t>
-      </w:r>
-    </w:p>
-    <w:p>
-      <w:pPr>
+        <w:t>Содействие в получении документов, подтверждающих соблюдение запретов и ограничений, предусмотренных таможенным законодательством ЕАЭС, РФ (декларации / сертификаты соответствия и т.п.): _______________________________________________________________________________________</w:t>
+      </w:r>
+    </w:p>
+    <w:p>
+      <w:pPr>
+        <w:jc w:val="left"/>
         <w:rPr>
           <w:sz w:val="22"/>
           <w:szCs w:val="22"/>
@@ -7467,11 +7469,12 @@
           <w:sz w:val="22"/>
           <w:szCs w:val="22"/>
         </w:rPr>
-        <w:t>Имеется ли взаимосвязь между продавцом и покупателем, влияющая на размер таможенной стоимости (да/нет, если да, то указать какая) _________________________________________________________________________</w:t>
-      </w:r>
-    </w:p>
-    <w:p>
-      <w:pPr>
+        <w:t>Имеется ли взаимосвязь между продавцом и покупателем, влияющая на размер таможенной стоимости (да/нет, если да, то указать какая) ______________________________________________________________</w:t>
+      </w:r>
+    </w:p>
+    <w:p>
+      <w:pPr>
+        <w:jc w:val="left"/>
         <w:rPr>
           <w:sz w:val="22"/>
           <w:szCs w:val="22"/>
@@ -7501,16 +7504,8 @@
     </w:p>
     <w:p>
       <w:pPr>
-        <w:rPr>
-          <w:sz w:val="22"/>
-          <w:szCs w:val="22"/>
-        </w:rPr>
-      </w:pPr>
-    </w:p>
-    <w:p>
-      <w:pPr>
         <w:keepNext/>
-        <w:jc w:val="both"/>
+        <w:jc w:val="left"/>
         <w:rPr>
           <w:sz w:val="22"/>
           <w:szCs w:val="22"/>
@@ -7556,7 +7551,6 @@
           </w:tcPr>
           <w:p>
             <w:pPr>
-              <w:keepNext/>
               <w:jc w:val="center"/>
               <w:rPr>
                 <w:b/>
@@ -7591,7 +7585,6 @@
           </w:tcPr>
           <w:p>
             <w:pPr>
-              <w:keepNext/>
               <w:jc w:val="center"/>
               <w:rPr>
                 <w:b/>
@@ -7624,7 +7617,6 @@
           </w:tcPr>
           <w:p>
             <w:pPr>
-              <w:keepNext/>
               <w:jc w:val="center"/>
               <w:rPr>
                 <w:b/>
@@ -7657,7 +7649,6 @@
           </w:tcPr>
           <w:p>
             <w:pPr>
-              <w:keepNext/>
               <w:jc w:val="center"/>
               <w:rPr>
                 <w:b/>
@@ -7696,7 +7687,6 @@
           </w:tcPr>
           <w:p>
             <w:pPr>
-              <w:keepNext/>
               <w:rPr>
                 <w:sz w:val="22"/>
                 <w:szCs w:val="22"/>
@@ -7723,7 +7713,6 @@
           </w:tcPr>
           <w:p>
             <w:pPr>
-              <w:keepNext/>
               <w:rPr>
                 <w:sz w:val="22"/>
                 <w:szCs w:val="22"/>
@@ -7746,7 +7735,6 @@
           </w:tcPr>
           <w:p>
             <w:pPr>
-              <w:keepNext/>
               <w:rPr>
                 <w:sz w:val="22"/>
                 <w:szCs w:val="22"/>
@@ -7776,7 +7764,6 @@
           </w:tcPr>
           <w:p>
             <w:pPr>
-              <w:keepNext/>
               <w:rPr>
                 <w:sz w:val="22"/>
                 <w:szCs w:val="22"/>
@@ -7805,7 +7792,6 @@
           </w:tcPr>
           <w:p>
             <w:pPr>
-              <w:keepNext/>
               <w:rPr>
                 <w:sz w:val="22"/>
                 <w:szCs w:val="22"/>
@@ -7832,7 +7818,6 @@
           </w:tcPr>
           <w:p>
             <w:pPr>
-              <w:keepNext/>
               <w:rPr>
                 <w:sz w:val="22"/>
                 <w:szCs w:val="22"/>
@@ -7855,7 +7840,6 @@
           </w:tcPr>
           <w:p>
             <w:pPr>
-              <w:keepNext/>
               <w:rPr>
                 <w:sz w:val="22"/>
                 <w:szCs w:val="22"/>
@@ -7878,7 +7862,6 @@
           </w:tcPr>
           <w:p>
             <w:pPr>
-              <w:keepNext/>
               <w:rPr>
                 <w:sz w:val="22"/>
                 <w:szCs w:val="22"/>
@@ -7907,7 +7890,6 @@
           </w:tcPr>
           <w:p>
             <w:pPr>
-              <w:keepNext/>
               <w:rPr>
                 <w:sz w:val="22"/>
                 <w:szCs w:val="22"/>
@@ -7934,7 +7916,6 @@
           </w:tcPr>
           <w:p>
             <w:pPr>
-              <w:keepNext/>
               <w:rPr>
                 <w:sz w:val="22"/>
                 <w:szCs w:val="22"/>
@@ -7957,7 +7938,6 @@
           </w:tcPr>
           <w:p>
             <w:pPr>
-              <w:keepNext/>
               <w:rPr>
                 <w:sz w:val="22"/>
                 <w:szCs w:val="22"/>
@@ -7987,7 +7967,6 @@
           </w:tcPr>
           <w:p>
             <w:pPr>
-              <w:keepNext/>
               <w:rPr>
                 <w:sz w:val="22"/>
                 <w:szCs w:val="22"/>
@@ -8023,7 +8002,6 @@
           </w:tcPr>
           <w:p>
             <w:pPr>
-              <w:keepNext/>
               <w:rPr>
                 <w:sz w:val="22"/>
                 <w:szCs w:val="22"/>
@@ -8050,7 +8028,6 @@
           </w:tcPr>
           <w:p>
             <w:pPr>
-              <w:keepNext/>
               <w:rPr>
                 <w:sz w:val="22"/>
                 <w:szCs w:val="22"/>
@@ -8073,7 +8050,6 @@
           </w:tcPr>
           <w:p>
             <w:pPr>
-              <w:keepNext/>
               <w:rPr>
                 <w:sz w:val="22"/>
                 <w:szCs w:val="22"/>
@@ -8103,7 +8079,6 @@
           </w:tcPr>
           <w:p>
             <w:pPr>
-              <w:keepNext/>
               <w:rPr>
                 <w:sz w:val="22"/>
                 <w:szCs w:val="22"/>
@@ -8139,7 +8114,6 @@
           </w:tcPr>
           <w:p>
             <w:pPr>
-              <w:keepNext/>
               <w:rPr>
                 <w:sz w:val="22"/>
                 <w:szCs w:val="22"/>
@@ -8166,7 +8140,6 @@
           </w:tcPr>
           <w:p>
             <w:pPr>
-              <w:keepNext/>
               <w:rPr>
                 <w:sz w:val="22"/>
                 <w:szCs w:val="22"/>
@@ -8189,7 +8162,6 @@
           </w:tcPr>
           <w:p>
             <w:pPr>
-              <w:keepNext/>
               <w:rPr>
                 <w:sz w:val="22"/>
                 <w:szCs w:val="22"/>
@@ -8212,7 +8184,6 @@
           </w:tcPr>
           <w:p>
             <w:pPr>
-              <w:keepNext/>
               <w:rPr>
                 <w:sz w:val="22"/>
                 <w:szCs w:val="22"/>
@@ -8241,7 +8212,6 @@
           </w:tcPr>
           <w:p>
             <w:pPr>
-              <w:keepNext/>
               <w:rPr>
                 <w:sz w:val="22"/>
                 <w:szCs w:val="22"/>
@@ -8268,7 +8238,6 @@
           </w:tcPr>
           <w:p>
             <w:pPr>
-              <w:keepNext/>
               <w:rPr>
                 <w:sz w:val="22"/>
                 <w:szCs w:val="22"/>
@@ -8291,7 +8260,6 @@
           </w:tcPr>
           <w:p>
             <w:pPr>
-              <w:keepNext/>
               <w:rPr>
                 <w:sz w:val="22"/>
                 <w:szCs w:val="22"/>
@@ -8321,7 +8289,6 @@
           </w:tcPr>
           <w:p>
             <w:pPr>
-              <w:keepNext/>
               <w:rPr>
                 <w:sz w:val="22"/>
                 <w:szCs w:val="22"/>
@@ -8356,7 +8323,6 @@
           </w:tcPr>
           <w:p>
             <w:pPr>
-              <w:keepNext/>
               <w:rPr>
                 <w:sz w:val="22"/>
                 <w:szCs w:val="22"/>
@@ -8383,7 +8349,6 @@
           </w:tcPr>
           <w:p>
             <w:pPr>
-              <w:keepNext/>
               <w:rPr>
                 <w:sz w:val="22"/>
                 <w:szCs w:val="22"/>
@@ -8406,7 +8371,6 @@
           </w:tcPr>
           <w:p>
             <w:pPr>
-              <w:keepNext/>
               <w:rPr>
                 <w:sz w:val="22"/>
                 <w:szCs w:val="22"/>
@@ -8436,7 +8400,6 @@
           </w:tcPr>
           <w:p>
             <w:pPr>
-              <w:keepNext/>
               <w:rPr>
                 <w:sz w:val="22"/>
                 <w:szCs w:val="22"/>
@@ -8472,7 +8435,6 @@
           </w:tcPr>
           <w:p>
             <w:pPr>
-              <w:keepNext/>
               <w:rPr>
                 <w:sz w:val="22"/>
                 <w:szCs w:val="22"/>
@@ -8499,7 +8461,6 @@
           </w:tcPr>
           <w:p>
             <w:pPr>
-              <w:keepNext/>
               <w:rPr>
                 <w:sz w:val="22"/>
                 <w:szCs w:val="22"/>
@@ -8522,7 +8483,6 @@
           </w:tcPr>
           <w:p>
             <w:pPr>
-              <w:keepNext/>
               <w:rPr>
                 <w:sz w:val="22"/>
                 <w:szCs w:val="22"/>
@@ -8552,7 +8512,6 @@
           </w:tcPr>
           <w:p>
             <w:pPr>
-              <w:keepNext/>
               <w:rPr>
                 <w:sz w:val="22"/>
                 <w:szCs w:val="22"/>

--- a/templates/mixed.docx
+++ b/templates/mixed.docx
@@ -8775,6 +8775,7 @@
     </w:p>
     <w:p>
       <w:pPr>
+        <w:keepNext/>
         <w:pBdr>
           <w:top w:val="single" w:sz="4" w:space="1" w:color="auto"/>
           <w:left w:val="single" w:sz="4" w:space="0" w:color="auto"/>
@@ -8807,6 +8808,7 @@
     </w:p>
     <w:p>
       <w:pPr>
+        <w:keepNext/>
         <w:pBdr>
           <w:top w:val="single" w:sz="4" w:space="1" w:color="auto"/>
           <w:left w:val="single" w:sz="4" w:space="0" w:color="auto"/>
